--- a/outputs/05_search_optimization/T07_search_space_and_best_parameters.docx
+++ b/outputs/05_search_optimization/T07_search_space_and_best_parameters.docx
@@ -3795,7 +3795,7 @@
           <w:i/>
           <w:sz w:val="14"/>
         </w:rPr>
-        <w:t>Generated by PV-MEPCG / PulseVision at 2026-08-30T10:15:35.380084+00:00</w:t>
+        <w:t>Generated by PV-MEPCG / PulseVision at 2026-08-30T10:48:05.916315+00:00</w:t>
       </w:r>
     </w:p>
     <w:sectPr>
